--- a/task1/tcp_packet_capture.docx
+++ b/task1/tcp_packet_capture.docx
@@ -212,9 +212,9 @@
       <w:r>
         <w:drawing>
           <wp:inline distT="0" distB="0" distL="114300" distR="114300">
-            <wp:extent cx="5484495" cy="3240405"/>
-            <wp:effectExtent l="0" t="0" r="1905" b="10795"/>
-            <wp:docPr id="1" name="图片 1"/>
+            <wp:extent cx="5264785" cy="3135630"/>
+            <wp:effectExtent l="0" t="0" r="5715" b="1270"/>
+            <wp:docPr id="6" name="图片 1"/>
             <wp:cNvGraphicFramePr>
               <a:graphicFrameLocks xmlns:a="http://schemas.openxmlformats.org/drawingml/2006/main" noChangeAspect="1"/>
             </wp:cNvGraphicFramePr>
@@ -222,7 +222,7 @@
               <a:graphicData uri="http://schemas.openxmlformats.org/drawingml/2006/picture">
                 <pic:pic xmlns:pic="http://schemas.openxmlformats.org/drawingml/2006/picture">
                   <pic:nvPicPr>
-                    <pic:cNvPr id="1" name="图片 1"/>
+                    <pic:cNvPr id="6" name="图片 1"/>
                     <pic:cNvPicPr>
                       <a:picLocks noChangeAspect="1"/>
                     </pic:cNvPicPr>
@@ -236,7 +236,7 @@
                   <pic:spPr>
                     <a:xfrm>
                       <a:off x="0" y="0"/>
-                      <a:ext cx="5484495" cy="3240405"/>
+                      <a:ext cx="5264785" cy="3135630"/>
                     </a:xfrm>
                     <a:prstGeom prst="rect">
                       <a:avLst/>
@@ -327,9 +327,9 @@
       <w:r>
         <w:drawing>
           <wp:inline distT="0" distB="0" distL="114300" distR="114300">
-            <wp:extent cx="5484495" cy="3257550"/>
-            <wp:effectExtent l="0" t="0" r="1905" b="6350"/>
-            <wp:docPr id="2" name="图片 2"/>
+            <wp:extent cx="5264785" cy="3147695"/>
+            <wp:effectExtent l="0" t="0" r="5715" b="1905"/>
+            <wp:docPr id="7" name="图片 2"/>
             <wp:cNvGraphicFramePr>
               <a:graphicFrameLocks xmlns:a="http://schemas.openxmlformats.org/drawingml/2006/main" noChangeAspect="1"/>
             </wp:cNvGraphicFramePr>
@@ -337,7 +337,7 @@
               <a:graphicData uri="http://schemas.openxmlformats.org/drawingml/2006/picture">
                 <pic:pic xmlns:pic="http://schemas.openxmlformats.org/drawingml/2006/picture">
                   <pic:nvPicPr>
-                    <pic:cNvPr id="2" name="图片 2"/>
+                    <pic:cNvPr id="7" name="图片 2"/>
                     <pic:cNvPicPr>
                       <a:picLocks noChangeAspect="1"/>
                     </pic:cNvPicPr>
@@ -351,7 +351,7 @@
                   <pic:spPr>
                     <a:xfrm>
                       <a:off x="0" y="0"/>
-                      <a:ext cx="5484495" cy="3257550"/>
+                      <a:ext cx="5264785" cy="3147695"/>
                     </a:xfrm>
                     <a:prstGeom prst="rect">
                       <a:avLst/>
@@ -439,20 +439,12 @@
           <w:rFonts w:hint="eastAsia"/>
         </w:rPr>
       </w:pPr>
-    </w:p>
-    <w:p>
-      <w:pPr>
-        <w:pStyle w:val="2"/>
-        <w:rPr>
-          <w:rFonts w:hint="eastAsia"/>
-        </w:rPr>
-      </w:pPr>
       <w:r>
         <w:drawing>
           <wp:inline distT="0" distB="0" distL="114300" distR="114300">
-            <wp:extent cx="5484495" cy="3255645"/>
-            <wp:effectExtent l="0" t="0" r="1905" b="8255"/>
-            <wp:docPr id="3" name="图片 3"/>
+            <wp:extent cx="5264785" cy="3117215"/>
+            <wp:effectExtent l="0" t="0" r="5715" b="6985"/>
+            <wp:docPr id="8" name="图片 3"/>
             <wp:cNvGraphicFramePr>
               <a:graphicFrameLocks xmlns:a="http://schemas.openxmlformats.org/drawingml/2006/main" noChangeAspect="1"/>
             </wp:cNvGraphicFramePr>
@@ -460,7 +452,7 @@
               <a:graphicData uri="http://schemas.openxmlformats.org/drawingml/2006/picture">
                 <pic:pic xmlns:pic="http://schemas.openxmlformats.org/drawingml/2006/picture">
                   <pic:nvPicPr>
-                    <pic:cNvPr id="3" name="图片 3"/>
+                    <pic:cNvPr id="8" name="图片 3"/>
                     <pic:cNvPicPr>
                       <a:picLocks noChangeAspect="1"/>
                     </pic:cNvPicPr>
@@ -474,7 +466,7 @@
                   <pic:spPr>
                     <a:xfrm>
                       <a:off x="0" y="0"/>
-                      <a:ext cx="5484495" cy="3255645"/>
+                      <a:ext cx="5264785" cy="3117215"/>
                     </a:xfrm>
                     <a:prstGeom prst="rect">
                       <a:avLst/>
@@ -498,6 +490,14 @@
           <w:rFonts w:hint="eastAsia"/>
         </w:rPr>
       </w:pPr>
+    </w:p>
+    <w:p>
+      <w:pPr>
+        <w:pStyle w:val="2"/>
+        <w:rPr>
+          <w:rFonts w:hint="eastAsia"/>
+        </w:rPr>
+      </w:pPr>
       <w:r>
         <w:rPr>
           <w:rFonts w:hint="eastAsia"/>
@@ -565,9 +565,9 @@
       <w:r>
         <w:drawing>
           <wp:inline distT="0" distB="0" distL="114300" distR="114300">
-            <wp:extent cx="5484495" cy="3246755"/>
-            <wp:effectExtent l="0" t="0" r="1905" b="4445"/>
-            <wp:docPr id="4" name="图片 4"/>
+            <wp:extent cx="5264785" cy="3135630"/>
+            <wp:effectExtent l="0" t="0" r="5715" b="1270"/>
+            <wp:docPr id="9" name="图片 4"/>
             <wp:cNvGraphicFramePr>
               <a:graphicFrameLocks xmlns:a="http://schemas.openxmlformats.org/drawingml/2006/main" noChangeAspect="1"/>
             </wp:cNvGraphicFramePr>
@@ -575,7 +575,7 @@
               <a:graphicData uri="http://schemas.openxmlformats.org/drawingml/2006/picture">
                 <pic:pic xmlns:pic="http://schemas.openxmlformats.org/drawingml/2006/picture">
                   <pic:nvPicPr>
-                    <pic:cNvPr id="4" name="图片 4"/>
+                    <pic:cNvPr id="9" name="图片 4"/>
                     <pic:cNvPicPr>
                       <a:picLocks noChangeAspect="1"/>
                     </pic:cNvPicPr>
@@ -589,7 +589,7 @@
                   <pic:spPr>
                     <a:xfrm>
                       <a:off x="0" y="0"/>
-                      <a:ext cx="5484495" cy="3246755"/>
+                      <a:ext cx="5264785" cy="3135630"/>
                     </a:xfrm>
                     <a:prstGeom prst="rect">
                       <a:avLst/>
@@ -674,9 +674,9 @@
       <w:r>
         <w:drawing>
           <wp:inline distT="0" distB="0" distL="114300" distR="114300">
-            <wp:extent cx="5484495" cy="3251200"/>
-            <wp:effectExtent l="0" t="0" r="1905" b="0"/>
-            <wp:docPr id="5" name="图片 5"/>
+            <wp:extent cx="5264785" cy="3137535"/>
+            <wp:effectExtent l="0" t="0" r="5715" b="12065"/>
+            <wp:docPr id="10" name="图片 5"/>
             <wp:cNvGraphicFramePr>
               <a:graphicFrameLocks xmlns:a="http://schemas.openxmlformats.org/drawingml/2006/main" noChangeAspect="1"/>
             </wp:cNvGraphicFramePr>
@@ -684,7 +684,7 @@
               <a:graphicData uri="http://schemas.openxmlformats.org/drawingml/2006/picture">
                 <pic:pic xmlns:pic="http://schemas.openxmlformats.org/drawingml/2006/picture">
                   <pic:nvPicPr>
-                    <pic:cNvPr id="5" name="图片 5"/>
+                    <pic:cNvPr id="10" name="图片 5"/>
                     <pic:cNvPicPr>
                       <a:picLocks noChangeAspect="1"/>
                     </pic:cNvPicPr>
@@ -698,7 +698,7 @@
                   <pic:spPr>
                     <a:xfrm>
                       <a:off x="0" y="0"/>
-                      <a:ext cx="5484495" cy="3251200"/>
+                      <a:ext cx="5264785" cy="3137535"/>
                     </a:xfrm>
                     <a:prstGeom prst="rect">
                       <a:avLst/>
@@ -794,584 +794,584 @@
           <w:rFonts w:hint="eastAsia"/>
         </w:rPr>
       </w:pPr>
-    </w:p>
-    <w:p>
-      <w:pPr>
-        <w:pStyle w:val="2"/>
-        <w:rPr>
-          <w:rFonts w:hint="eastAsia"/>
-        </w:rPr>
-      </w:pPr>
-      <w:r>
-        <w:rPr>
-          <w:rFonts w:hint="eastAsia"/>
-        </w:rPr>
-        <w:t>关键点: 验收时需要根据 seed 口算分块结果。</w:t>
-      </w:r>
-    </w:p>
-    <w:p>
-      <w:pPr>
-        <w:pStyle w:val="2"/>
-        <w:rPr>
-          <w:rFonts w:hint="eastAsia"/>
-        </w:rPr>
-      </w:pPr>
-      <w:r>
-        <w:rPr>
-          <w:rFonts w:hint="eastAsia"/>
-        </w:rPr>
-        <w:t>解决方案：(generate_chunks 函数--reversetcpclient.py:15-35):</w:t>
-      </w:r>
-    </w:p>
-    <w:p>
-      <w:pPr>
-        <w:pStyle w:val="2"/>
-        <w:rPr>
-          <w:rFonts w:hint="eastAsia"/>
-        </w:rPr>
-      </w:pPr>
-      <w:r>
-        <w:rPr>
-          <w:rFonts w:hint="eastAsia"/>
-        </w:rPr>
-        <w:t>- 通过 Seed 参数调用 random.seed(seed)`，确保同一种子每次运行分块一致</w:t>
-      </w:r>
-    </w:p>
-    <w:p>
-      <w:pPr>
-        <w:pStyle w:val="2"/>
-        <w:rPr>
-          <w:rFonts w:hint="eastAsia"/>
-        </w:rPr>
-      </w:pPr>
-      <w:r>
-        <w:rPr>
-          <w:rFonts w:hint="eastAsia"/>
-        </w:rPr>
-        <w:t>- 循环用 `random.randint(Lmin, Lmax)` 取随机长度，最后一块自动截取剩余字节</w:t>
-      </w:r>
-    </w:p>
-    <w:p>
-      <w:pPr>
-        <w:pStyle w:val="2"/>
-        <w:rPr>
-          <w:rFonts w:hint="eastAsia"/>
-        </w:rPr>
-      </w:pPr>
-      <w:r>
-        <w:rPr>
-          <w:rFonts w:hint="eastAsia"/>
-        </w:rPr>
-        <w:t xml:space="preserve"> 2.2 全局文本反转</w:t>
-      </w:r>
-    </w:p>
-    <w:p>
-      <w:pPr>
-        <w:pStyle w:val="2"/>
-        <w:rPr>
-          <w:rFonts w:hint="eastAsia"/>
-        </w:rPr>
-      </w:pPr>
-      <w:r>
-        <w:rPr>
-          <w:rFonts w:hint="eastAsia"/>
-        </w:rPr>
-        <w:t>关键点: 整个原始文件的完整反转，而非各块独立反转。</w:t>
-      </w:r>
-    </w:p>
-    <w:p>
-      <w:pPr>
-        <w:pStyle w:val="2"/>
-        <w:rPr>
-          <w:rFonts w:hint="eastAsia"/>
-        </w:rPr>
-      </w:pPr>
-      <w:r>
-        <w:rPr>
-          <w:rFonts w:hint="eastAsia"/>
-        </w:rPr>
-        <w:t>解决方案 (reversetcpclient.py:120):</w:t>
-      </w:r>
-    </w:p>
-    <w:p>
-      <w:pPr>
-        <w:pStyle w:val="2"/>
-        <w:rPr>
-          <w:rFonts w:hint="eastAsia"/>
-        </w:rPr>
-      </w:pPr>
-      <w:r>
-        <w:rPr>
-          <w:rFonts w:hint="eastAsia"/>
-        </w:rPr>
-        <w:t>```</w:t>
-      </w:r>
-    </w:p>
-    <w:p>
-      <w:pPr>
-        <w:pStyle w:val="2"/>
-        <w:rPr>
-          <w:rFonts w:hint="eastAsia"/>
-        </w:rPr>
-      </w:pPr>
-      <w:r>
-        <w:rPr>
-          <w:rFonts w:hint="eastAsia"/>
-        </w:rPr>
-        <w:t>final_reversed_text = decoded_text + final_reversed_text</w:t>
-      </w:r>
-    </w:p>
-    <w:p>
-      <w:pPr>
-        <w:pStyle w:val="2"/>
-        <w:rPr>
-          <w:rFonts w:hint="eastAsia"/>
-        </w:rPr>
-      </w:pPr>
-      <w:r>
-        <w:rPr>
-          <w:rFonts w:hint="eastAsia"/>
-        </w:rPr>
-        <w:t>```</w:t>
-      </w:r>
-    </w:p>
-    <w:p>
-      <w:pPr>
-        <w:pStyle w:val="2"/>
-        <w:rPr>
-          <w:rFonts w:hint="eastAsia"/>
-        </w:rPr>
-      </w:pPr>
-      <w:r>
-        <w:rPr>
-          <w:rFonts w:hint="eastAsia"/>
-        </w:rPr>
-        <w:t>将每块反转结果拼在前面的基础上，实现块级别全局倒序。</w:t>
-      </w:r>
-    </w:p>
-    <w:p>
-      <w:pPr>
-        <w:pStyle w:val="2"/>
-        <w:rPr>
-          <w:rFonts w:hint="eastAsia"/>
-        </w:rPr>
-      </w:pPr>
-      <w:r>
-        <w:rPr>
-          <w:rFonts w:hint="eastAsia"/>
-        </w:rPr>
-        <w:t>2.3 自定义报文格式</w:t>
-      </w:r>
-    </w:p>
-    <w:p>
-      <w:pPr>
-        <w:pStyle w:val="2"/>
-        <w:rPr>
-          <w:rFonts w:hint="eastAsia"/>
-        </w:rPr>
-      </w:pPr>
-      <w:r>
-        <w:rPr>
-          <w:rFonts w:hint="eastAsia"/>
-        </w:rPr>
-        <w:t>关键点: 4 种类型报文通过 Type 字段区分，大端字节序编解码。</w:t>
-      </w:r>
-    </w:p>
-    <w:p>
-      <w:pPr>
-        <w:pStyle w:val="2"/>
-        <w:rPr>
-          <w:rFonts w:hint="eastAsia"/>
-        </w:rPr>
-      </w:pPr>
-      <w:r>
-        <w:rPr>
-          <w:rFonts w:hint="eastAsia"/>
-        </w:rPr>
-        <w:t>解决方案: 全部使用 `struct.pack('!HI', ...)` 和 `struct.unpack('!HI', ...)` 进行网络字节序转换。</w:t>
-      </w:r>
-    </w:p>
-    <w:p>
-      <w:pPr>
-        <w:pStyle w:val="2"/>
-        <w:rPr>
-          <w:rFonts w:hint="eastAsia"/>
-        </w:rPr>
-      </w:pPr>
-      <w:r>
-        <w:rPr>
-          <w:rFonts w:hint="eastAsia"/>
-        </w:rPr>
-        <w:t>2.4 TCP 分包处理</w:t>
-      </w:r>
-    </w:p>
-    <w:p>
-      <w:pPr>
-        <w:pStyle w:val="2"/>
-        <w:rPr>
-          <w:rFonts w:hint="eastAsia"/>
-        </w:rPr>
-      </w:pPr>
-      <w:r>
-        <w:rPr>
-          <w:rFonts w:hint="eastAsia"/>
-        </w:rPr>
-        <w:t>关键点: TCP 是流式协议，单次 recv 可能收不满指定字节。</w:t>
-      </w:r>
-    </w:p>
-    <w:p>
-      <w:pPr>
-        <w:pStyle w:val="2"/>
-        <w:rPr>
-          <w:rFonts w:hint="eastAsia"/>
-        </w:rPr>
-      </w:pPr>
-      <w:r>
-        <w:rPr>
-          <w:rFonts w:hint="eastAsia"/>
-        </w:rPr>
-        <w:t>解决方案： (recv_exact函数--reversetcpserver.py:17-22):</w:t>
-      </w:r>
-    </w:p>
-    <w:p>
-      <w:pPr>
-        <w:pStyle w:val="2"/>
-        <w:rPr>
-          <w:rFonts w:hint="eastAsia"/>
-        </w:rPr>
-      </w:pPr>
-      <w:r>
-        <w:rPr>
-          <w:rFonts w:hint="eastAsia"/>
-        </w:rPr>
-        <w:t>循环接收直到凑满期望字节数，防止粘包/拆包问题。</w:t>
-      </w:r>
-    </w:p>
-    <w:p>
-      <w:pPr>
-        <w:pStyle w:val="2"/>
-        <w:rPr>
-          <w:rFonts w:hint="eastAsia"/>
-        </w:rPr>
-      </w:pPr>
-      <w:r>
-        <w:rPr>
-          <w:rFonts w:hint="eastAsia"/>
-        </w:rPr>
-        <w:t>2.5 多客户端并发</w:t>
-      </w:r>
-    </w:p>
-    <w:p>
-      <w:pPr>
-        <w:pStyle w:val="2"/>
-        <w:rPr>
-          <w:rFonts w:hint="eastAsia"/>
-        </w:rPr>
-      </w:pPr>
-      <w:r>
-        <w:rPr>
-          <w:rFonts w:hint="eastAsia"/>
-        </w:rPr>
-        <w:t>关键点: 服务端需同时处理多个客户端请求。</w:t>
-      </w:r>
-    </w:p>
-    <w:p>
-      <w:pPr>
-        <w:pStyle w:val="2"/>
-        <w:rPr>
-          <w:rFonts w:hint="eastAsia"/>
-        </w:rPr>
-      </w:pPr>
-      <w:r>
-        <w:rPr>
-          <w:rFonts w:hint="eastAsia"/>
-        </w:rPr>
-        <w:t>解决方案(reversetcpserver.py:117-121):</w:t>
-      </w:r>
-    </w:p>
-    <w:p>
-      <w:pPr>
-        <w:pStyle w:val="2"/>
-        <w:rPr>
-          <w:rFonts w:hint="eastAsia"/>
-        </w:rPr>
-      </w:pPr>
-      <w:r>
-        <w:rPr>
-          <w:rFonts w:hint="eastAsia"/>
-        </w:rPr>
-        <w:t>每个 accept 到的连接由独立 daemon 线程处理，互不阻塞。</w:t>
-      </w:r>
-    </w:p>
-    <w:p>
-      <w:pPr>
-        <w:pStyle w:val="2"/>
-        <w:rPr>
-          <w:rFonts w:hint="eastAsia"/>
-        </w:rPr>
-      </w:pPr>
-      <w:r>
-        <w:rPr>
-          <w:rFonts w:hint="eastAsia"/>
-        </w:rPr>
-        <w:t>---</w:t>
-      </w:r>
-    </w:p>
-    <w:p>
-      <w:pPr>
-        <w:pStyle w:val="2"/>
-        <w:rPr>
-          <w:rFonts w:hint="eastAsia"/>
-        </w:rPr>
-      </w:pPr>
-      <w:r>
-        <w:rPr>
-          <w:rFonts w:hint="eastAsia"/>
-        </w:rPr>
-        <w:t>三、掌握的知识点</w:t>
-      </w:r>
-    </w:p>
-    <w:p>
-      <w:pPr>
-        <w:pStyle w:val="2"/>
-        <w:rPr>
-          <w:rFonts w:hint="eastAsia"/>
-        </w:rPr>
-      </w:pPr>
-      <w:r>
-        <w:rPr>
-          <w:rFonts w:hint="eastAsia"/>
-        </w:rPr>
-        <w:t>通过完成本 Task，我熟悉并掌握了以下知识点：</w:t>
-      </w:r>
-    </w:p>
-    <w:p>
-      <w:pPr>
-        <w:pStyle w:val="2"/>
-        <w:rPr>
-          <w:rFonts w:hint="eastAsia"/>
-        </w:rPr>
-      </w:pPr>
-      <w:r>
-        <w:rPr>
-          <w:rFonts w:hint="eastAsia"/>
-        </w:rPr>
-        <w:t>TCP Socket 编程完整流程</w:t>
-      </w:r>
-    </w:p>
-    <w:p>
-      <w:pPr>
-        <w:pStyle w:val="2"/>
-        <w:ind w:firstLine="420" w:firstLineChars="0"/>
-        <w:rPr>
-          <w:rFonts w:hint="eastAsia"/>
-        </w:rPr>
-      </w:pPr>
-      <w:r>
-        <w:rPr>
-          <w:rFonts w:hint="eastAsia"/>
-        </w:rPr>
-        <w:t>熟练掌握 TCP 服务端与客户端套接字编程流程，包括socket()创建套接字、服务端bind()绑定地址端口、listen()监听连接、accept()接收客户端连接；客户端connect()发起连接，以及两端sendall()/recv()收发数据、close()释放套接字资源的全生命周期操作。</w:t>
-      </w:r>
-    </w:p>
-    <w:p>
-      <w:pPr>
-        <w:pStyle w:val="2"/>
-        <w:rPr>
-          <w:rFonts w:hint="eastAsia"/>
-        </w:rPr>
-      </w:pPr>
-      <w:r>
-        <w:rPr>
-          <w:rFonts w:hint="eastAsia"/>
-        </w:rPr>
-        <w:t>TCP 流式传输特性</w:t>
-      </w:r>
-    </w:p>
-    <w:p>
-      <w:pPr>
-        <w:pStyle w:val="2"/>
-        <w:ind w:firstLine="420" w:firstLineChars="0"/>
-        <w:rPr>
-          <w:rFonts w:hint="eastAsia"/>
-        </w:rPr>
-      </w:pPr>
-      <w:r>
-        <w:rPr>
-          <w:rFonts w:hint="eastAsia"/>
-        </w:rPr>
-        <w:t>深入理解 TCP 是面向字节流、无报文边界的传输协议，不存在独立数据包概念，程序会出现粘包、拆包问题，因此必须在应用层自主设计报文格式来划分数据边界，保障数据解析准确。</w:t>
-      </w:r>
-    </w:p>
-    <w:p>
-      <w:pPr>
-        <w:pStyle w:val="2"/>
-        <w:rPr>
-          <w:rFonts w:hint="eastAsia"/>
-        </w:rPr>
-      </w:pPr>
-      <w:r>
-        <w:rPr>
-          <w:rFonts w:hint="eastAsia"/>
-        </w:rPr>
-        <w:t>应用层自定义协议设计</w:t>
-      </w:r>
-    </w:p>
-    <w:p>
-      <w:pPr>
-        <w:pStyle w:val="2"/>
-        <w:ind w:firstLine="420" w:firstLineChars="0"/>
-        <w:rPr>
-          <w:rFonts w:hint="eastAsia"/>
-        </w:rPr>
-      </w:pPr>
-      <w:r>
-        <w:rPr>
-          <w:rFonts w:hint="eastAsia"/>
-        </w:rPr>
-        <w:t>结合业务需求设计 Type-Length-Value(TLV) 通用报文结构，划分 4 类功能报文：初始化报文、连接应答报文、文本请求报文、反转应答报文，通过 Type 字段区分报文功能，实现客户端与服务端的交互逻辑。</w:t>
-      </w:r>
-    </w:p>
-    <w:p>
-      <w:pPr>
-        <w:pStyle w:val="2"/>
-        <w:rPr>
-          <w:rFonts w:hint="eastAsia"/>
-        </w:rPr>
-      </w:pPr>
-      <w:r>
-        <w:rPr>
-          <w:rFonts w:hint="eastAsia"/>
-        </w:rPr>
-        <w:t>网络字节序转换</w:t>
-      </w:r>
-    </w:p>
-    <w:p>
-      <w:pPr>
-        <w:pStyle w:val="2"/>
-        <w:ind w:firstLine="420" w:firstLineChars="0"/>
-        <w:rPr>
-          <w:rFonts w:hint="eastAsia"/>
-        </w:rPr>
-      </w:pPr>
-      <w:r>
-        <w:rPr>
-          <w:rFonts w:hint="eastAsia"/>
-        </w:rPr>
-        <w:t>掌握 Python struct 模块的使用，理解网络通信统一使用大端字节序的规范，使用格式符!HI完成数据的打包与解包，保证不同主机、不同系统之间数据解析一致，避免字节序错乱。</w:t>
-      </w:r>
-    </w:p>
-    <w:p>
-      <w:pPr>
-        <w:pStyle w:val="2"/>
-        <w:rPr>
-          <w:rFonts w:hint="eastAsia"/>
-        </w:rPr>
-      </w:pPr>
-      <w:r>
-        <w:rPr>
-          <w:rFonts w:hint="eastAsia"/>
-        </w:rPr>
-        <w:t>多线程并发服务模型</w:t>
-      </w:r>
-    </w:p>
-    <w:p>
-      <w:pPr>
-        <w:pStyle w:val="2"/>
-        <w:ind w:firstLine="420" w:firstLineChars="0"/>
-        <w:rPr>
-          <w:rFonts w:hint="eastAsia"/>
-        </w:rPr>
-      </w:pPr>
-      <w:r>
-        <w:rPr>
-          <w:rFonts w:hint="eastAsia"/>
-        </w:rPr>
-        <w:t>学习使用 threading 多线程库实现并发服务，服务端每接入一个客户端连接就创建独立子线程单独处理，主线程持续监听新连接，实现多客户端同时访问，提升服务端并发能力。</w:t>
-      </w:r>
-    </w:p>
-    <w:p>
-      <w:pPr>
-        <w:pStyle w:val="2"/>
-        <w:rPr>
-          <w:rFonts w:hint="eastAsia"/>
-        </w:rPr>
-      </w:pPr>
-      <w:r>
-        <w:rPr>
-          <w:rFonts w:hint="eastAsia"/>
-        </w:rPr>
-        <w:t>Wireshark 网络抓包与协议分析</w:t>
-      </w:r>
-    </w:p>
-    <w:p>
-      <w:pPr>
-        <w:pStyle w:val="2"/>
-        <w:ind w:firstLine="420" w:firstLineChars="0"/>
-        <w:rPr>
-          <w:rFonts w:hint="eastAsia"/>
-        </w:rPr>
-      </w:pPr>
-      <w:r>
-        <w:rPr>
-          <w:rFonts w:hint="eastAsia"/>
-        </w:rPr>
-        <w:t>熟练使用 Wireshark 工具抓取本地 TCP 流量，掌握基于端口的显示过滤器用法；能够识别 TCP 三次握手、四次挥手等原生协议交互，同时解析应用层载荷（Payload），对照十六进制数据与自定义报文、ASCII 文本，完成报文校验与功能验证。</w:t>
-      </w:r>
-    </w:p>
-    <w:p>
-      <w:pPr>
-        <w:pStyle w:val="2"/>
-        <w:rPr>
-          <w:rFonts w:hint="eastAsia"/>
-        </w:rPr>
-      </w:pPr>
-      <w:r>
-        <w:rPr>
-          <w:rFonts w:hint="eastAsia"/>
-        </w:rPr>
-        <w:t>数据分块与文本处理</w:t>
-      </w:r>
-    </w:p>
-    <w:p>
-      <w:pPr>
-        <w:pStyle w:val="2"/>
-        <w:ind w:firstLine="420" w:firstLineChars="0"/>
-        <w:rPr>
-          <w:rFonts w:hint="eastAsia"/>
-        </w:rPr>
-      </w:pPr>
-      <w:r>
-        <w:rPr>
-          <w:rFonts w:hint="eastAsia"/>
-        </w:rPr>
-        <w:t>掌握基于随机种子（Seed）生成不定长数据块的逻辑，理解固定种子保证分块结果可复现的原理；实现整段文本分块传输、逐块接收并全局反转的业务逻辑，锻炼字符串处理与数据组装能力。</w:t>
-      </w:r>
-    </w:p>
-    <w:p>
-      <w:pPr>
-        <w:pStyle w:val="2"/>
-        <w:rPr>
-          <w:rFonts w:hint="eastAsia"/>
-        </w:rPr>
-      </w:pPr>
-      <w:r>
-        <w:rPr>
-          <w:rFonts w:hint="eastAsia"/>
-        </w:rPr>
-        <w:t>TCP 粘包 / 拆包解决方案</w:t>
-      </w:r>
-    </w:p>
-    <w:p>
-      <w:pPr>
-        <w:pStyle w:val="2"/>
-        <w:ind w:firstLine="420" w:firstLineChars="0"/>
-        <w:rPr>
-          <w:rFonts w:hint="eastAsia"/>
-        </w:rPr>
-      </w:pPr>
       <w:bookmarkStart w:id="0" w:name="_GoBack"/>
       <w:bookmarkEnd w:id="0"/>
+    </w:p>
+    <w:p>
+      <w:pPr>
+        <w:pStyle w:val="2"/>
+        <w:rPr>
+          <w:rFonts w:hint="eastAsia"/>
+        </w:rPr>
+      </w:pPr>
+      <w:r>
+        <w:rPr>
+          <w:rFonts w:hint="eastAsia"/>
+        </w:rPr>
+        <w:t>关键点: 验收时需要根据 seed 口算分块结果。</w:t>
+      </w:r>
+    </w:p>
+    <w:p>
+      <w:pPr>
+        <w:pStyle w:val="2"/>
+        <w:rPr>
+          <w:rFonts w:hint="eastAsia"/>
+        </w:rPr>
+      </w:pPr>
+      <w:r>
+        <w:rPr>
+          <w:rFonts w:hint="eastAsia"/>
+        </w:rPr>
+        <w:t>解决方案：(generate_chunks 函数--reversetcpclient.py:15-35):</w:t>
+      </w:r>
+    </w:p>
+    <w:p>
+      <w:pPr>
+        <w:pStyle w:val="2"/>
+        <w:rPr>
+          <w:rFonts w:hint="eastAsia"/>
+        </w:rPr>
+      </w:pPr>
+      <w:r>
+        <w:rPr>
+          <w:rFonts w:hint="eastAsia"/>
+        </w:rPr>
+        <w:t>- 通过 Seed 参数调用 random.seed(seed)`，确保同一种子每次运行分块一致</w:t>
+      </w:r>
+    </w:p>
+    <w:p>
+      <w:pPr>
+        <w:pStyle w:val="2"/>
+        <w:rPr>
+          <w:rFonts w:hint="eastAsia"/>
+        </w:rPr>
+      </w:pPr>
+      <w:r>
+        <w:rPr>
+          <w:rFonts w:hint="eastAsia"/>
+        </w:rPr>
+        <w:t>- 循环用 `random.randint(Lmin, Lmax)` 取随机长度，最后一块自动截取剩余字节</w:t>
+      </w:r>
+    </w:p>
+    <w:p>
+      <w:pPr>
+        <w:pStyle w:val="2"/>
+        <w:rPr>
+          <w:rFonts w:hint="eastAsia"/>
+        </w:rPr>
+      </w:pPr>
+      <w:r>
+        <w:rPr>
+          <w:rFonts w:hint="eastAsia"/>
+        </w:rPr>
+        <w:t xml:space="preserve"> 2.2 全局文本反转</w:t>
+      </w:r>
+    </w:p>
+    <w:p>
+      <w:pPr>
+        <w:pStyle w:val="2"/>
+        <w:rPr>
+          <w:rFonts w:hint="eastAsia"/>
+        </w:rPr>
+      </w:pPr>
+      <w:r>
+        <w:rPr>
+          <w:rFonts w:hint="eastAsia"/>
+        </w:rPr>
+        <w:t>关键点: 整个原始文件的完整反转，而非各块独立反转。</w:t>
+      </w:r>
+    </w:p>
+    <w:p>
+      <w:pPr>
+        <w:pStyle w:val="2"/>
+        <w:rPr>
+          <w:rFonts w:hint="eastAsia"/>
+        </w:rPr>
+      </w:pPr>
+      <w:r>
+        <w:rPr>
+          <w:rFonts w:hint="eastAsia"/>
+        </w:rPr>
+        <w:t>解决方案 (reversetcpclient.py:120):</w:t>
+      </w:r>
+    </w:p>
+    <w:p>
+      <w:pPr>
+        <w:pStyle w:val="2"/>
+        <w:rPr>
+          <w:rFonts w:hint="eastAsia"/>
+        </w:rPr>
+      </w:pPr>
+      <w:r>
+        <w:rPr>
+          <w:rFonts w:hint="eastAsia"/>
+        </w:rPr>
+        <w:t>```</w:t>
+      </w:r>
+    </w:p>
+    <w:p>
+      <w:pPr>
+        <w:pStyle w:val="2"/>
+        <w:rPr>
+          <w:rFonts w:hint="eastAsia"/>
+        </w:rPr>
+      </w:pPr>
+      <w:r>
+        <w:rPr>
+          <w:rFonts w:hint="eastAsia"/>
+        </w:rPr>
+        <w:t>final_reversed_text = decoded_text + final_reversed_text</w:t>
+      </w:r>
+    </w:p>
+    <w:p>
+      <w:pPr>
+        <w:pStyle w:val="2"/>
+        <w:rPr>
+          <w:rFonts w:hint="eastAsia"/>
+        </w:rPr>
+      </w:pPr>
+      <w:r>
+        <w:rPr>
+          <w:rFonts w:hint="eastAsia"/>
+        </w:rPr>
+        <w:t>```</w:t>
+      </w:r>
+    </w:p>
+    <w:p>
+      <w:pPr>
+        <w:pStyle w:val="2"/>
+        <w:rPr>
+          <w:rFonts w:hint="eastAsia"/>
+        </w:rPr>
+      </w:pPr>
+      <w:r>
+        <w:rPr>
+          <w:rFonts w:hint="eastAsia"/>
+        </w:rPr>
+        <w:t>将每块反转结果拼在前面的基础上，实现块级别全局倒序。</w:t>
+      </w:r>
+    </w:p>
+    <w:p>
+      <w:pPr>
+        <w:pStyle w:val="2"/>
+        <w:rPr>
+          <w:rFonts w:hint="eastAsia"/>
+        </w:rPr>
+      </w:pPr>
+      <w:r>
+        <w:rPr>
+          <w:rFonts w:hint="eastAsia"/>
+        </w:rPr>
+        <w:t>2.3 自定义报文格式</w:t>
+      </w:r>
+    </w:p>
+    <w:p>
+      <w:pPr>
+        <w:pStyle w:val="2"/>
+        <w:rPr>
+          <w:rFonts w:hint="eastAsia"/>
+        </w:rPr>
+      </w:pPr>
+      <w:r>
+        <w:rPr>
+          <w:rFonts w:hint="eastAsia"/>
+        </w:rPr>
+        <w:t>关键点: 4 种类型报文通过 Type 字段区分，大端字节序编解码。</w:t>
+      </w:r>
+    </w:p>
+    <w:p>
+      <w:pPr>
+        <w:pStyle w:val="2"/>
+        <w:rPr>
+          <w:rFonts w:hint="eastAsia"/>
+        </w:rPr>
+      </w:pPr>
+      <w:r>
+        <w:rPr>
+          <w:rFonts w:hint="eastAsia"/>
+        </w:rPr>
+        <w:t>解决方案: 全部使用 `struct.pack('!HI', ...)` 和 `struct.unpack('!HI', ...)` 进行网络字节序转换。</w:t>
+      </w:r>
+    </w:p>
+    <w:p>
+      <w:pPr>
+        <w:pStyle w:val="2"/>
+        <w:rPr>
+          <w:rFonts w:hint="eastAsia"/>
+        </w:rPr>
+      </w:pPr>
+      <w:r>
+        <w:rPr>
+          <w:rFonts w:hint="eastAsia"/>
+        </w:rPr>
+        <w:t>2.4 TCP 分包处理</w:t>
+      </w:r>
+    </w:p>
+    <w:p>
+      <w:pPr>
+        <w:pStyle w:val="2"/>
+        <w:rPr>
+          <w:rFonts w:hint="eastAsia"/>
+        </w:rPr>
+      </w:pPr>
+      <w:r>
+        <w:rPr>
+          <w:rFonts w:hint="eastAsia"/>
+        </w:rPr>
+        <w:t>关键点: TCP 是流式协议，单次 recv 可能收不满指定字节。</w:t>
+      </w:r>
+    </w:p>
+    <w:p>
+      <w:pPr>
+        <w:pStyle w:val="2"/>
+        <w:rPr>
+          <w:rFonts w:hint="eastAsia"/>
+        </w:rPr>
+      </w:pPr>
+      <w:r>
+        <w:rPr>
+          <w:rFonts w:hint="eastAsia"/>
+        </w:rPr>
+        <w:t>解决方案： (recv_exact函数--reversetcpserver.py:17-22):</w:t>
+      </w:r>
+    </w:p>
+    <w:p>
+      <w:pPr>
+        <w:pStyle w:val="2"/>
+        <w:rPr>
+          <w:rFonts w:hint="eastAsia"/>
+        </w:rPr>
+      </w:pPr>
+      <w:r>
+        <w:rPr>
+          <w:rFonts w:hint="eastAsia"/>
+        </w:rPr>
+        <w:t>循环接收直到凑满期望字节数，防止粘包/拆包问题。</w:t>
+      </w:r>
+    </w:p>
+    <w:p>
+      <w:pPr>
+        <w:pStyle w:val="2"/>
+        <w:rPr>
+          <w:rFonts w:hint="eastAsia"/>
+        </w:rPr>
+      </w:pPr>
+      <w:r>
+        <w:rPr>
+          <w:rFonts w:hint="eastAsia"/>
+        </w:rPr>
+        <w:t>2.5 多客户端并发</w:t>
+      </w:r>
+    </w:p>
+    <w:p>
+      <w:pPr>
+        <w:pStyle w:val="2"/>
+        <w:rPr>
+          <w:rFonts w:hint="eastAsia"/>
+        </w:rPr>
+      </w:pPr>
+      <w:r>
+        <w:rPr>
+          <w:rFonts w:hint="eastAsia"/>
+        </w:rPr>
+        <w:t>关键点: 服务端需同时处理多个客户端请求。</w:t>
+      </w:r>
+    </w:p>
+    <w:p>
+      <w:pPr>
+        <w:pStyle w:val="2"/>
+        <w:rPr>
+          <w:rFonts w:hint="eastAsia"/>
+        </w:rPr>
+      </w:pPr>
+      <w:r>
+        <w:rPr>
+          <w:rFonts w:hint="eastAsia"/>
+        </w:rPr>
+        <w:t>解决方案(reversetcpserver.py:117-121):</w:t>
+      </w:r>
+    </w:p>
+    <w:p>
+      <w:pPr>
+        <w:pStyle w:val="2"/>
+        <w:rPr>
+          <w:rFonts w:hint="eastAsia"/>
+        </w:rPr>
+      </w:pPr>
+      <w:r>
+        <w:rPr>
+          <w:rFonts w:hint="eastAsia"/>
+        </w:rPr>
+        <w:t>每个 accept 到的连接由独立 daemon 线程处理，互不阻塞。</w:t>
+      </w:r>
+    </w:p>
+    <w:p>
+      <w:pPr>
+        <w:pStyle w:val="2"/>
+        <w:rPr>
+          <w:rFonts w:hint="eastAsia"/>
+        </w:rPr>
+      </w:pPr>
+      <w:r>
+        <w:rPr>
+          <w:rFonts w:hint="eastAsia"/>
+        </w:rPr>
+        <w:t>---</w:t>
+      </w:r>
+    </w:p>
+    <w:p>
+      <w:pPr>
+        <w:pStyle w:val="2"/>
+        <w:rPr>
+          <w:rFonts w:hint="eastAsia"/>
+        </w:rPr>
+      </w:pPr>
+      <w:r>
+        <w:rPr>
+          <w:rFonts w:hint="eastAsia"/>
+        </w:rPr>
+        <w:t>三、掌握的知识点</w:t>
+      </w:r>
+    </w:p>
+    <w:p>
+      <w:pPr>
+        <w:pStyle w:val="2"/>
+        <w:rPr>
+          <w:rFonts w:hint="eastAsia"/>
+        </w:rPr>
+      </w:pPr>
+      <w:r>
+        <w:rPr>
+          <w:rFonts w:hint="eastAsia"/>
+        </w:rPr>
+        <w:t>通过完成本 Task，我熟悉并掌握了以下知识点：</w:t>
+      </w:r>
+    </w:p>
+    <w:p>
+      <w:pPr>
+        <w:pStyle w:val="2"/>
+        <w:rPr>
+          <w:rFonts w:hint="eastAsia"/>
+        </w:rPr>
+      </w:pPr>
+      <w:r>
+        <w:rPr>
+          <w:rFonts w:hint="eastAsia"/>
+        </w:rPr>
+        <w:t>TCP Socket 编程完整流程</w:t>
+      </w:r>
+    </w:p>
+    <w:p>
+      <w:pPr>
+        <w:pStyle w:val="2"/>
+        <w:ind w:firstLine="420" w:firstLineChars="0"/>
+        <w:rPr>
+          <w:rFonts w:hint="eastAsia"/>
+        </w:rPr>
+      </w:pPr>
+      <w:r>
+        <w:rPr>
+          <w:rFonts w:hint="eastAsia"/>
+        </w:rPr>
+        <w:t>熟练掌握 TCP 服务端与客户端套接字编程流程，包括socket()创建套接字、服务端bind()绑定地址端口、listen()监听连接、accept()接收客户端连接；客户端connect()发起连接，以及两端sendall()/recv()收发数据、close()释放套接字资源的全生命周期操作。</w:t>
+      </w:r>
+    </w:p>
+    <w:p>
+      <w:pPr>
+        <w:pStyle w:val="2"/>
+        <w:rPr>
+          <w:rFonts w:hint="eastAsia"/>
+        </w:rPr>
+      </w:pPr>
+      <w:r>
+        <w:rPr>
+          <w:rFonts w:hint="eastAsia"/>
+        </w:rPr>
+        <w:t>TCP 流式传输特性</w:t>
+      </w:r>
+    </w:p>
+    <w:p>
+      <w:pPr>
+        <w:pStyle w:val="2"/>
+        <w:ind w:firstLine="420" w:firstLineChars="0"/>
+        <w:rPr>
+          <w:rFonts w:hint="eastAsia"/>
+        </w:rPr>
+      </w:pPr>
+      <w:r>
+        <w:rPr>
+          <w:rFonts w:hint="eastAsia"/>
+        </w:rPr>
+        <w:t>深入理解 TCP 是面向字节流、无报文边界的传输协议，不存在独立数据包概念，程序会出现粘包、拆包问题，因此必须在应用层自主设计报文格式来划分数据边界，保障数据解析准确。</w:t>
+      </w:r>
+    </w:p>
+    <w:p>
+      <w:pPr>
+        <w:pStyle w:val="2"/>
+        <w:rPr>
+          <w:rFonts w:hint="eastAsia"/>
+        </w:rPr>
+      </w:pPr>
+      <w:r>
+        <w:rPr>
+          <w:rFonts w:hint="eastAsia"/>
+        </w:rPr>
+        <w:t>应用层自定义协议设计</w:t>
+      </w:r>
+    </w:p>
+    <w:p>
+      <w:pPr>
+        <w:pStyle w:val="2"/>
+        <w:ind w:firstLine="420" w:firstLineChars="0"/>
+        <w:rPr>
+          <w:rFonts w:hint="eastAsia"/>
+        </w:rPr>
+      </w:pPr>
+      <w:r>
+        <w:rPr>
+          <w:rFonts w:hint="eastAsia"/>
+        </w:rPr>
+        <w:t>结合业务需求设计 Type-Length-Value(TLV) 通用报文结构，划分 4 类功能报文：初始化报文、连接应答报文、文本请求报文、反转应答报文，通过 Type 字段区分报文功能，实现客户端与服务端的交互逻辑。</w:t>
+      </w:r>
+    </w:p>
+    <w:p>
+      <w:pPr>
+        <w:pStyle w:val="2"/>
+        <w:rPr>
+          <w:rFonts w:hint="eastAsia"/>
+        </w:rPr>
+      </w:pPr>
+      <w:r>
+        <w:rPr>
+          <w:rFonts w:hint="eastAsia"/>
+        </w:rPr>
+        <w:t>网络字节序转换</w:t>
+      </w:r>
+    </w:p>
+    <w:p>
+      <w:pPr>
+        <w:pStyle w:val="2"/>
+        <w:ind w:firstLine="420" w:firstLineChars="0"/>
+        <w:rPr>
+          <w:rFonts w:hint="eastAsia"/>
+        </w:rPr>
+      </w:pPr>
+      <w:r>
+        <w:rPr>
+          <w:rFonts w:hint="eastAsia"/>
+        </w:rPr>
+        <w:t>掌握 Python struct 模块的使用，理解网络通信统一使用大端字节序的规范，使用格式符!HI完成数据的打包与解包，保证不同主机、不同系统之间数据解析一致，避免字节序错乱。</w:t>
+      </w:r>
+    </w:p>
+    <w:p>
+      <w:pPr>
+        <w:pStyle w:val="2"/>
+        <w:rPr>
+          <w:rFonts w:hint="eastAsia"/>
+        </w:rPr>
+      </w:pPr>
+      <w:r>
+        <w:rPr>
+          <w:rFonts w:hint="eastAsia"/>
+        </w:rPr>
+        <w:t>多线程并发服务模型</w:t>
+      </w:r>
+    </w:p>
+    <w:p>
+      <w:pPr>
+        <w:pStyle w:val="2"/>
+        <w:ind w:firstLine="420" w:firstLineChars="0"/>
+        <w:rPr>
+          <w:rFonts w:hint="eastAsia"/>
+        </w:rPr>
+      </w:pPr>
+      <w:r>
+        <w:rPr>
+          <w:rFonts w:hint="eastAsia"/>
+        </w:rPr>
+        <w:t>学习使用 threading 多线程库实现并发服务，服务端每接入一个客户端连接就创建独立子线程单独处理，主线程持续监听新连接，实现多客户端同时访问，提升服务端并发能力。</w:t>
+      </w:r>
+    </w:p>
+    <w:p>
+      <w:pPr>
+        <w:pStyle w:val="2"/>
+        <w:rPr>
+          <w:rFonts w:hint="eastAsia"/>
+        </w:rPr>
+      </w:pPr>
+      <w:r>
+        <w:rPr>
+          <w:rFonts w:hint="eastAsia"/>
+        </w:rPr>
+        <w:t>Wireshark 网络抓包与协议分析</w:t>
+      </w:r>
+    </w:p>
+    <w:p>
+      <w:pPr>
+        <w:pStyle w:val="2"/>
+        <w:ind w:firstLine="420" w:firstLineChars="0"/>
+        <w:rPr>
+          <w:rFonts w:hint="eastAsia"/>
+        </w:rPr>
+      </w:pPr>
+      <w:r>
+        <w:rPr>
+          <w:rFonts w:hint="eastAsia"/>
+        </w:rPr>
+        <w:t>熟练使用 Wireshark 工具抓取本地 TCP 流量，掌握基于端口的显示过滤器用法；能够识别 TCP 三次握手、四次挥手等原生协议交互，同时解析应用层载荷（Payload），对照十六进制数据与自定义报文、ASCII 文本，完成报文校验与功能验证。</w:t>
+      </w:r>
+    </w:p>
+    <w:p>
+      <w:pPr>
+        <w:pStyle w:val="2"/>
+        <w:rPr>
+          <w:rFonts w:hint="eastAsia"/>
+        </w:rPr>
+      </w:pPr>
+      <w:r>
+        <w:rPr>
+          <w:rFonts w:hint="eastAsia"/>
+        </w:rPr>
+        <w:t>数据分块与文本处理</w:t>
+      </w:r>
+    </w:p>
+    <w:p>
+      <w:pPr>
+        <w:pStyle w:val="2"/>
+        <w:ind w:firstLine="420" w:firstLineChars="0"/>
+        <w:rPr>
+          <w:rFonts w:hint="eastAsia"/>
+        </w:rPr>
+      </w:pPr>
+      <w:r>
+        <w:rPr>
+          <w:rFonts w:hint="eastAsia"/>
+        </w:rPr>
+        <w:t>掌握基于随机种子（Seed）生成不定长数据块的逻辑，理解固定种子保证分块结果可复现的原理；实现整段文本分块传输、逐块接收并全局反转的业务逻辑，锻炼字符串处理与数据组装能力。</w:t>
+      </w:r>
+    </w:p>
+    <w:p>
+      <w:pPr>
+        <w:pStyle w:val="2"/>
+        <w:rPr>
+          <w:rFonts w:hint="eastAsia"/>
+        </w:rPr>
+      </w:pPr>
+      <w:r>
+        <w:rPr>
+          <w:rFonts w:hint="eastAsia"/>
+        </w:rPr>
+        <w:t>TCP 粘包 / 拆包解决方案</w:t>
+      </w:r>
+    </w:p>
+    <w:p>
+      <w:pPr>
+        <w:pStyle w:val="2"/>
+        <w:ind w:firstLine="420" w:firstLineChars="0"/>
+        <w:rPr>
+          <w:rFonts w:hint="eastAsia"/>
+        </w:rPr>
+      </w:pPr>
       <w:r>
         <w:rPr>
           <w:rFonts w:hint="eastAsia"/>
